--- a/८.हिंदी मम्मा मोरिया Document.docx
+++ b/८.हिंदी मम्मा मोरिया Document.docx
@@ -149,6 +149,34 @@
           <w:cs/>
         </w:rPr>
         <w:t xml:space="preserve"> </w:t>
+      </w:r>
+    </w:p>
+    <w:p>
+      <w:pPr>
+        <w:spacing w:after="0"/>
+        <w:jc w:val="both"/>
+      </w:pPr>
+      <w:r>
+        <w:rPr>
+          <w:rFonts w:ascii="Mangal" w:hAnsi="Mangal" w:cs="Mangal" w:eastAsia="Mangal"/>
+          <w:b/>
+          <w:sz w:val="24"/>
+        </w:rPr>
+        <w:t>शीर्षक पाठ की व्यंग्यात्मकता को संक्षेप में स्पष्ट कीजिए</w:t>
+      </w:r>
+    </w:p>
+    <w:p>
+      <w:pPr>
+        <w:spacing w:after="0"/>
+        <w:jc w:val="both"/>
+      </w:pPr>
+      <w:r>
+        <w:rPr>
+          <w:rFonts w:ascii="Mangal" w:hAnsi="Mangal" w:cs="Mangal" w:eastAsia="Mangal"/>
+          <w:b w:val="0"/>
+          <w:sz w:val="24"/>
+        </w:rPr>
+        <w:t>हिंदी पखवाड़े के अंत में हिंदी “मम्मा” को स्टेशन से विदा करने का दृश्य औपचारिक भाषा-प्रेम पर व्यंग्य करता है। जिला हिंग्लिश अधिकारी और उनके भुगतान पाने वाले साहित्यिक अनुयायी पखवाड़े भर कार्यक्रम करके थक चुके हैं; कथावाचक भी अपना चुटकुला-संग्रह विमोचित कर कालजयी होना चाहता है। हिंदी की विदाई पर अंग्रेज़ी-मिश्रित शुभकामनाएँ समारोह और वास्तविक भाषिक व्यवहार के अंतर को उजागर करती हैं। लेखक पूरे वर्ष हिंदी के प्रति सार्थक सम्मान चाहते हैं, केवल सितंबर के आयोजनों का नहीं।</w:t>
       </w:r>
     </w:p>
     <w:p>
